--- a/docs/ユーザーマニュアル.docx
+++ b/docs/ユーザーマニュアル.docx
@@ -85,7 +85,7 @@
           <w:sz w:val="20"/>
           <w:szCs w:val="20"/>
         </w:rPr>
-        <w:t xml:space="preserve">発行日: 2026/4/6</w:t>
+        <w:t xml:space="preserve">発行日: 2026/4/7</w:t>
       </w:r>
     </w:p>
     <w:p>
@@ -495,6 +495,24 @@
           <w:sz w:val="22"/>
           <w:szCs w:val="22"/>
         </w:rPr>
+        <w:t xml:space="preserve">パスワード（必須）- 6文字以上、2回入力して一致を確認</w:t>
+      </w:r>
+    </w:p>
+    <w:p>
+      <w:pPr>
+        <w:pStyle w:val="ListParagraph"/>
+        <w:numPr>
+          <w:ilvl w:val="1"/>
+          <w:numId w:val="2"/>
+        </w:numPr>
+        <w:spacing w:after="80"/>
+      </w:pPr>
+      <w:r>
+        <w:rPr>
+          <w:rFonts w:ascii="Hiragino Kaku Gothic ProN" w:cs="Hiragino Kaku Gothic ProN" w:eastAsia="Hiragino Kaku Gothic ProN" w:hAnsi="Hiragino Kaku Gothic ProN"/>
+          <w:sz w:val="22"/>
+          <w:szCs w:val="22"/>
+        </w:rPr>
         <w:t xml:space="preserve">表示名（必須）- 投稿時に表示される名前（50文字以内）</w:t>
       </w:r>
     </w:p>
@@ -591,7 +609,7 @@
           <w:sz w:val="20"/>
           <w:szCs w:val="20"/>
         </w:rPr>
-        <w:t xml:space="preserve">※ メールアドレスはシステム内で暗号化して保存されます。パスワードは不要で、メールアドレスのみでログインします。</w:t>
+        <w:t xml:space="preserve">※ メールアドレスはシステム内で暗号化して保存されます。パスワードはハッシュ化して安全に保存されます。</w:t>
       </w:r>
     </w:p>
     <w:p>
@@ -666,6 +684,24 @@
           <w:sz w:val="22"/>
           <w:szCs w:val="22"/>
         </w:rPr>
+        <w:t xml:space="preserve">パスワードを入力</w:t>
+      </w:r>
+    </w:p>
+    <w:p>
+      <w:pPr>
+        <w:pStyle w:val="ListParagraph"/>
+        <w:numPr>
+          <w:ilvl w:val="0"/>
+          <w:numId w:val="3"/>
+        </w:numPr>
+        <w:spacing w:after="80"/>
+      </w:pPr>
+      <w:r>
+        <w:rPr>
+          <w:rFonts w:ascii="Hiragino Kaku Gothic ProN" w:cs="Hiragino Kaku Gothic ProN" w:eastAsia="Hiragino Kaku Gothic ProN" w:hAnsi="Hiragino Kaku Gothic ProN"/>
+          <w:sz w:val="22"/>
+          <w:szCs w:val="22"/>
+        </w:rPr>
         <w:t xml:space="preserve">「ログイン」ボタンをクリック</w:t>
       </w:r>
     </w:p>
@@ -693,6 +729,128 @@
           <w:szCs w:val="22"/>
         </w:rPr>
         <w:t xml:space="preserve">画面右上の「ログアウト」ボタンをクリックするとログアウトします。</w:t>
+      </w:r>
+    </w:p>
+    <w:p>
+      <w:pPr>
+        <w:spacing w:after="60"/>
+      </w:pPr>
+    </w:p>
+    <w:p>
+      <w:pPr>
+        <w:pStyle w:val="Heading2"/>
+      </w:pPr>
+      <w:r>
+        <w:t xml:space="preserve">パスワード変更</w:t>
+      </w:r>
+    </w:p>
+    <w:p>
+      <w:pPr>
+        <w:spacing w:after="120"/>
+      </w:pPr>
+      <w:r>
+        <w:rPr>
+          <w:rFonts w:ascii="Hiragino Kaku Gothic ProN" w:cs="Hiragino Kaku Gothic ProN" w:eastAsia="Hiragino Kaku Gothic ProN" w:hAnsi="Hiragino Kaku Gothic ProN"/>
+          <w:sz w:val="22"/>
+          <w:szCs w:val="22"/>
+        </w:rPr>
+        <w:t xml:space="preserve">ログイン後、画面右上の「PW変更」ボタンからパスワードを変更できます。</w:t>
+      </w:r>
+    </w:p>
+    <w:p>
+      <w:pPr>
+        <w:pStyle w:val="ListParagraph"/>
+        <w:numPr>
+          <w:ilvl w:val="0"/>
+          <w:numId w:val="3"/>
+        </w:numPr>
+        <w:spacing w:after="80"/>
+      </w:pPr>
+      <w:r>
+        <w:rPr>
+          <w:rFonts w:ascii="Hiragino Kaku Gothic ProN" w:cs="Hiragino Kaku Gothic ProN" w:eastAsia="Hiragino Kaku Gothic ProN" w:hAnsi="Hiragino Kaku Gothic ProN"/>
+          <w:sz w:val="22"/>
+          <w:szCs w:val="22"/>
+        </w:rPr>
+        <w:t xml:space="preserve">「PW変更」ボタンをクリック</w:t>
+      </w:r>
+    </w:p>
+    <w:p>
+      <w:pPr>
+        <w:pStyle w:val="ListParagraph"/>
+        <w:numPr>
+          <w:ilvl w:val="0"/>
+          <w:numId w:val="3"/>
+        </w:numPr>
+        <w:spacing w:after="80"/>
+      </w:pPr>
+      <w:r>
+        <w:rPr>
+          <w:rFonts w:ascii="Hiragino Kaku Gothic ProN" w:cs="Hiragino Kaku Gothic ProN" w:eastAsia="Hiragino Kaku Gothic ProN" w:hAnsi="Hiragino Kaku Gothic ProN"/>
+          <w:sz w:val="22"/>
+          <w:szCs w:val="22"/>
+        </w:rPr>
+        <w:t xml:space="preserve">現在のパスワードを入力</w:t>
+      </w:r>
+    </w:p>
+    <w:p>
+      <w:pPr>
+        <w:pStyle w:val="ListParagraph"/>
+        <w:numPr>
+          <w:ilvl w:val="0"/>
+          <w:numId w:val="3"/>
+        </w:numPr>
+        <w:spacing w:after="80"/>
+      </w:pPr>
+      <w:r>
+        <w:rPr>
+          <w:rFonts w:ascii="Hiragino Kaku Gothic ProN" w:cs="Hiragino Kaku Gothic ProN" w:eastAsia="Hiragino Kaku Gothic ProN" w:hAnsi="Hiragino Kaku Gothic ProN"/>
+          <w:sz w:val="22"/>
+          <w:szCs w:val="22"/>
+        </w:rPr>
+        <w:t xml:space="preserve">新しいパスワード（6文字以上）を入力</w:t>
+      </w:r>
+    </w:p>
+    <w:p>
+      <w:pPr>
+        <w:pStyle w:val="ListParagraph"/>
+        <w:numPr>
+          <w:ilvl w:val="0"/>
+          <w:numId w:val="3"/>
+        </w:numPr>
+        <w:spacing w:after="80"/>
+      </w:pPr>
+      <w:r>
+        <w:rPr>
+          <w:rFonts w:ascii="Hiragino Kaku Gothic ProN" w:cs="Hiragino Kaku Gothic ProN" w:eastAsia="Hiragino Kaku Gothic ProN" w:hAnsi="Hiragino Kaku Gothic ProN"/>
+          <w:sz w:val="22"/>
+          <w:szCs w:val="22"/>
+        </w:rPr>
+        <w:t xml:space="preserve">「変更する」ボタンをクリック</w:t>
+      </w:r>
+    </w:p>
+    <w:p>
+      <w:pPr>
+        <w:spacing w:after="60"/>
+      </w:pPr>
+    </w:p>
+    <w:p>
+      <w:pPr>
+        <w:spacing w:after="120"/>
+        <w:rPr>
+          <w:color w:val="666666"/>
+          <w:sz w:val="20"/>
+          <w:szCs w:val="20"/>
+        </w:rPr>
+      </w:pPr>
+      <w:r>
+        <w:rPr>
+          <w:rFonts w:ascii="Hiragino Kaku Gothic ProN" w:cs="Hiragino Kaku Gothic ProN" w:eastAsia="Hiragino Kaku Gothic ProN" w:hAnsi="Hiragino Kaku Gothic ProN"/>
+          <w:color w:val="666666"/>
+          <w:sz w:val="20"/>
+          <w:szCs w:val="20"/>
+        </w:rPr>
+        <w:t xml:space="preserve">※ パスワードを忘れた場合は管理者にリセットを依頼してください。</w:t>
       </w:r>
     </w:p>
     <w:p>
@@ -1189,6 +1347,51 @@
         <w:pStyle w:val="Heading2"/>
       </w:pPr>
       <w:r>
+        <w:t xml:space="preserve">現在位置の表示</w:t>
+      </w:r>
+    </w:p>
+    <w:p>
+      <w:pPr>
+        <w:spacing w:after="120"/>
+      </w:pPr>
+      <w:r>
+        <w:rPr>
+          <w:rFonts w:ascii="Hiragino Kaku Gothic ProN" w:cs="Hiragino Kaku Gothic ProN" w:eastAsia="Hiragino Kaku Gothic ProN" w:hAnsi="Hiragino Kaku Gothic ProN"/>
+          <w:sz w:val="22"/>
+          <w:szCs w:val="22"/>
+        </w:rPr>
+        <w:t xml:space="preserve">地図左上の📍ボタンをタップすると、GPSで現在地を取得して地図が移動します。青いマーカーと精度範囲の円が表示されます。</w:t>
+      </w:r>
+    </w:p>
+    <w:p>
+      <w:pPr>
+        <w:spacing w:after="120"/>
+        <w:rPr>
+          <w:color w:val="666666"/>
+          <w:sz w:val="20"/>
+          <w:szCs w:val="20"/>
+        </w:rPr>
+      </w:pPr>
+      <w:r>
+        <w:rPr>
+          <w:rFonts w:ascii="Hiragino Kaku Gothic ProN" w:cs="Hiragino Kaku Gothic ProN" w:eastAsia="Hiragino Kaku Gothic ProN" w:hAnsi="Hiragino Kaku Gothic ProN"/>
+          <w:color w:val="666666"/>
+          <w:sz w:val="20"/>
+          <w:szCs w:val="20"/>
+        </w:rPr>
+        <w:t xml:space="preserve">※ 位置情報の利用許可が求められます。スマートフォンの屋外利用で精度が高くなります。</w:t>
+      </w:r>
+    </w:p>
+    <w:p>
+      <w:pPr>
+        <w:spacing w:after="60"/>
+      </w:pPr>
+    </w:p>
+    <w:p>
+      <w:pPr>
+        <w:pStyle w:val="Heading2"/>
+      </w:pPr>
+      <w:r>
         <w:t xml:space="preserve">カテゴリーフィルター</w:t>
       </w:r>
     </w:p>
@@ -2908,7 +3111,7 @@
           <w:sz w:val="22"/>
           <w:szCs w:val="22"/>
         </w:rPr>
-        <w:t xml:space="preserve">Q: パスワードはありますか？</w:t>
+        <w:t xml:space="preserve">Q: パスワードを忘れました</w:t>
       </w:r>
     </w:p>
     <w:p>
@@ -2921,7 +3124,35 @@
           <w:sz w:val="22"/>
           <w:szCs w:val="22"/>
         </w:rPr>
-        <w:t xml:space="preserve">A: パスワードは不要です。メールアドレスのみでログインします。</w:t>
+        <w:t xml:space="preserve">A: 管理者にパスワードリセットを依頼してください。管理者がパスワードを再設定できます。</w:t>
+      </w:r>
+    </w:p>
+    <w:p>
+      <w:pPr>
+        <w:spacing w:after="60" w:before="160"/>
+      </w:pPr>
+      <w:r>
+        <w:rPr>
+          <w:rFonts w:ascii="Hiragino Kaku Gothic ProN" w:cs="Hiragino Kaku Gothic ProN" w:eastAsia="Hiragino Kaku Gothic ProN" w:hAnsi="Hiragino Kaku Gothic ProN"/>
+          <w:b/>
+          <w:bCs/>
+          <w:sz w:val="22"/>
+          <w:szCs w:val="22"/>
+        </w:rPr>
+        <w:t xml:space="preserve">Q: パスワードを変更したい</w:t>
+      </w:r>
+    </w:p>
+    <w:p>
+      <w:pPr>
+        <w:spacing w:after="120"/>
+      </w:pPr>
+      <w:r>
+        <w:rPr>
+          <w:rFonts w:ascii="Hiragino Kaku Gothic ProN" w:cs="Hiragino Kaku Gothic ProN" w:eastAsia="Hiragino Kaku Gothic ProN" w:hAnsi="Hiragino Kaku Gothic ProN"/>
+          <w:sz w:val="22"/>
+          <w:szCs w:val="22"/>
+        </w:rPr>
+        <w:t xml:space="preserve">A: ログイン後、画面右上の「PW変更」ボタンから変更できます。</w:t>
       </w:r>
     </w:p>
     <w:p>
